--- a/src/content/poetry/34-tikhoi-postupyu-vkhodit-rassvet/ru.docx
+++ b/src/content/poetry/34-tikhoi-postupyu-vkhodit-rassvet/ru.docx
@@ -5,17 +5,14 @@
     <w:p>
       <w:pPr>
         <w:shd w:val="clear" w:color="auto" w:fill="FFFFFF"/>
-        <w:spacing w:before="225" w:after="75" w:line="440" w:lineRule="atLeast"/>
-        <w:ind w:left="300"/>
-        <w:outlineLvl w:val="0"/>
-        <w:rPr>
-          <w:rFonts w:ascii="Times New Roman" w:eastAsia="Times New Roman" w:hAnsi="Times New Roman" w:cs="Times New Roman"/>
-          <w:b/>
-          <w:bCs/>
-          <w:color w:val="606060"/>
-          <w:kern w:val="36"/>
-          <w:sz w:val="40"/>
-          <w:szCs w:val="40"/>
+        <w:spacing w:after="0" w:line="340" w:lineRule="atLeast"/>
+        <w:textAlignment w:val="baseline"/>
+        <w:rPr>
+          <w:rFonts w:ascii="Times New Roman" w:eastAsia="Times New Roman" w:hAnsi="Times New Roman" w:cs="Times New Roman"/>
+          <w:color w:val="000000"/>
+          <w:kern w:val="0"/>
+          <w:sz w:val="27"/>
+          <w:szCs w:val="27"/>
           <w:lang w:eastAsia="ru-RU"/>
           <w14:ligatures w14:val="none"/>
         </w:rPr>
@@ -23,379 +20,353 @@
       <w:r>
         <w:rPr>
           <w:rFonts w:ascii="Times New Roman" w:eastAsia="Times New Roman" w:hAnsi="Times New Roman" w:cs="Times New Roman"/>
-          <w:b/>
-          <w:bCs/>
-          <w:color w:val="606060"/>
-          <w:kern w:val="36"/>
-          <w:sz w:val="40"/>
-          <w:szCs w:val="40"/>
-          <w:lang w:eastAsia="ru-RU"/>
-          <w14:ligatures w14:val="none"/>
-        </w:rPr>
-        <w:t>Тихой поступью входит рассвет</w:t>
+          <w:color w:val="000000"/>
+          <w:kern w:val="0"/>
+          <w:sz w:val="27"/>
+          <w:szCs w:val="27"/>
+          <w:lang w:eastAsia="ru-RU"/>
+          <w14:ligatures w14:val="none"/>
+        </w:rPr>
+        <w:t>Тихой поступью входит рассвет,</w:t>
+      </w:r>
+      <w:r>
+        <w:rPr>
+          <w:rFonts w:ascii="Times New Roman" w:eastAsia="Times New Roman" w:hAnsi="Times New Roman" w:cs="Times New Roman"/>
+          <w:color w:val="000000"/>
+          <w:kern w:val="0"/>
+          <w:sz w:val="27"/>
+          <w:szCs w:val="27"/>
+          <w:lang w:eastAsia="ru-RU"/>
+          <w14:ligatures w14:val="none"/>
+        </w:rPr>
+        <w:br/>
+        <w:t>Я поверил, что Тебя рядом нет...</w:t>
+      </w:r>
+      <w:r>
+        <w:rPr>
+          <w:rFonts w:ascii="Times New Roman" w:eastAsia="Times New Roman" w:hAnsi="Times New Roman" w:cs="Times New Roman"/>
+          <w:color w:val="000000"/>
+          <w:kern w:val="0"/>
+          <w:sz w:val="27"/>
+          <w:szCs w:val="27"/>
+          <w:lang w:eastAsia="ru-RU"/>
+          <w14:ligatures w14:val="none"/>
+        </w:rPr>
+        <w:br/>
+        <w:t>Тишина за окном, ни ответа, ни слов —</w:t>
+      </w:r>
+      <w:r>
+        <w:rPr>
+          <w:rFonts w:ascii="Times New Roman" w:eastAsia="Times New Roman" w:hAnsi="Times New Roman" w:cs="Times New Roman"/>
+          <w:color w:val="000000"/>
+          <w:kern w:val="0"/>
+          <w:sz w:val="27"/>
+          <w:szCs w:val="27"/>
+          <w:lang w:eastAsia="ru-RU"/>
+          <w14:ligatures w14:val="none"/>
+        </w:rPr>
+        <w:br/>
+        <w:t>Лишь дыхание Света и памяти Зов.</w:t>
+      </w:r>
+      <w:r>
+        <w:rPr>
+          <w:rFonts w:ascii="Times New Roman" w:eastAsia="Times New Roman" w:hAnsi="Times New Roman" w:cs="Times New Roman"/>
+          <w:color w:val="000000"/>
+          <w:kern w:val="0"/>
+          <w:sz w:val="27"/>
+          <w:szCs w:val="27"/>
+          <w:lang w:eastAsia="ru-RU"/>
+          <w14:ligatures w14:val="none"/>
+        </w:rPr>
+        <w:br/>
+      </w:r>
+      <w:r>
+        <w:rPr>
+          <w:rFonts w:ascii="Times New Roman" w:eastAsia="Times New Roman" w:hAnsi="Times New Roman" w:cs="Times New Roman"/>
+          <w:color w:val="000000"/>
+          <w:kern w:val="0"/>
+          <w:sz w:val="27"/>
+          <w:szCs w:val="27"/>
+          <w:lang w:eastAsia="ru-RU"/>
+          <w14:ligatures w14:val="none"/>
+        </w:rPr>
+        <w:br/>
+        <w:t>Я искал Тебя в храме, в чужих голосах,</w:t>
+      </w:r>
+      <w:r>
+        <w:rPr>
+          <w:rFonts w:ascii="Times New Roman" w:eastAsia="Times New Roman" w:hAnsi="Times New Roman" w:cs="Times New Roman"/>
+          <w:color w:val="000000"/>
+          <w:kern w:val="0"/>
+          <w:sz w:val="27"/>
+          <w:szCs w:val="27"/>
+          <w:lang w:eastAsia="ru-RU"/>
+          <w14:ligatures w14:val="none"/>
+        </w:rPr>
+        <w:br/>
+        <w:t>На вершинах, в толпе, в золотых образах.</w:t>
+      </w:r>
+      <w:r>
+        <w:rPr>
+          <w:rFonts w:ascii="Times New Roman" w:eastAsia="Times New Roman" w:hAnsi="Times New Roman" w:cs="Times New Roman"/>
+          <w:color w:val="000000"/>
+          <w:kern w:val="0"/>
+          <w:sz w:val="27"/>
+          <w:szCs w:val="27"/>
+          <w:lang w:eastAsia="ru-RU"/>
+          <w14:ligatures w14:val="none"/>
+        </w:rPr>
+        <w:br/>
+        <w:t>Но весь мир был немым отраженьем стены —</w:t>
+      </w:r>
+      <w:r>
+        <w:rPr>
+          <w:rFonts w:ascii="Times New Roman" w:eastAsia="Times New Roman" w:hAnsi="Times New Roman" w:cs="Times New Roman"/>
+          <w:color w:val="000000"/>
+          <w:kern w:val="0"/>
+          <w:sz w:val="27"/>
+          <w:szCs w:val="27"/>
+          <w:lang w:eastAsia="ru-RU"/>
+          <w14:ligatures w14:val="none"/>
+        </w:rPr>
+        <w:br/>
+        <w:t>Ты был ближе, чем взгляд, за пределом вины.</w:t>
+      </w:r>
+      <w:r>
+        <w:rPr>
+          <w:rFonts w:ascii="Times New Roman" w:eastAsia="Times New Roman" w:hAnsi="Times New Roman" w:cs="Times New Roman"/>
+          <w:color w:val="000000"/>
+          <w:kern w:val="0"/>
+          <w:sz w:val="27"/>
+          <w:szCs w:val="27"/>
+          <w:lang w:eastAsia="ru-RU"/>
+          <w14:ligatures w14:val="none"/>
+        </w:rPr>
+        <w:br/>
+      </w:r>
+      <w:r>
+        <w:rPr>
+          <w:rFonts w:ascii="Times New Roman" w:eastAsia="Times New Roman" w:hAnsi="Times New Roman" w:cs="Times New Roman"/>
+          <w:color w:val="000000"/>
+          <w:kern w:val="0"/>
+          <w:sz w:val="27"/>
+          <w:szCs w:val="27"/>
+          <w:lang w:eastAsia="ru-RU"/>
+          <w14:ligatures w14:val="none"/>
+        </w:rPr>
+        <w:br/>
+        <w:t>Не в разрыве надежды, а в тени без тепла</w:t>
+      </w:r>
+      <w:r>
+        <w:rPr>
+          <w:rFonts w:ascii="Times New Roman" w:eastAsia="Times New Roman" w:hAnsi="Times New Roman" w:cs="Times New Roman"/>
+          <w:color w:val="000000"/>
+          <w:kern w:val="0"/>
+          <w:sz w:val="27"/>
+          <w:szCs w:val="27"/>
+          <w:lang w:eastAsia="ru-RU"/>
+          <w14:ligatures w14:val="none"/>
+        </w:rPr>
+        <w:br/>
+        <w:t>Ты стоял за пределом, где душа умерла.</w:t>
+      </w:r>
+      <w:r>
+        <w:rPr>
+          <w:rFonts w:ascii="Times New Roman" w:eastAsia="Times New Roman" w:hAnsi="Times New Roman" w:cs="Times New Roman"/>
+          <w:color w:val="000000"/>
+          <w:kern w:val="0"/>
+          <w:sz w:val="27"/>
+          <w:szCs w:val="27"/>
+          <w:lang w:eastAsia="ru-RU"/>
+          <w14:ligatures w14:val="none"/>
+        </w:rPr>
+        <w:br/>
+        <w:t>И когда я не ждал, Ты открылся во мне —</w:t>
+      </w:r>
+      <w:r>
+        <w:rPr>
+          <w:rFonts w:ascii="Times New Roman" w:eastAsia="Times New Roman" w:hAnsi="Times New Roman" w:cs="Times New Roman"/>
+          <w:color w:val="000000"/>
+          <w:kern w:val="0"/>
+          <w:sz w:val="27"/>
+          <w:szCs w:val="27"/>
+          <w:lang w:eastAsia="ru-RU"/>
+          <w14:ligatures w14:val="none"/>
+        </w:rPr>
+        <w:br/>
+        <w:t>Не в знамениях неба, а в живой Тишине.</w:t>
+      </w:r>
+      <w:r>
+        <w:rPr>
+          <w:rFonts w:ascii="Times New Roman" w:eastAsia="Times New Roman" w:hAnsi="Times New Roman" w:cs="Times New Roman"/>
+          <w:color w:val="000000"/>
+          <w:kern w:val="0"/>
+          <w:sz w:val="27"/>
+          <w:szCs w:val="27"/>
+          <w:lang w:eastAsia="ru-RU"/>
+          <w14:ligatures w14:val="none"/>
+        </w:rPr>
+        <w:br/>
+      </w:r>
+      <w:r>
+        <w:rPr>
+          <w:rFonts w:ascii="Times New Roman" w:eastAsia="Times New Roman" w:hAnsi="Times New Roman" w:cs="Times New Roman"/>
+          <w:color w:val="000000"/>
+          <w:kern w:val="0"/>
+          <w:sz w:val="27"/>
+          <w:szCs w:val="27"/>
+          <w:lang w:eastAsia="ru-RU"/>
+          <w14:ligatures w14:val="none"/>
+        </w:rPr>
+        <w:br/>
+        <w:t>Я считал Твоё "нет" окончаньем пути,</w:t>
+      </w:r>
+      <w:r>
+        <w:rPr>
+          <w:rFonts w:ascii="Times New Roman" w:eastAsia="Times New Roman" w:hAnsi="Times New Roman" w:cs="Times New Roman"/>
+          <w:color w:val="000000"/>
+          <w:kern w:val="0"/>
+          <w:sz w:val="27"/>
+          <w:szCs w:val="27"/>
+          <w:lang w:eastAsia="ru-RU"/>
+          <w14:ligatures w14:val="none"/>
+        </w:rPr>
+        <w:br/>
+        <w:t>А оно оказалось началом внутри.</w:t>
+      </w:r>
+      <w:r>
+        <w:rPr>
+          <w:rFonts w:ascii="Times New Roman" w:eastAsia="Times New Roman" w:hAnsi="Times New Roman" w:cs="Times New Roman"/>
+          <w:color w:val="000000"/>
+          <w:kern w:val="0"/>
+          <w:sz w:val="27"/>
+          <w:szCs w:val="27"/>
+          <w:lang w:eastAsia="ru-RU"/>
+          <w14:ligatures w14:val="none"/>
+        </w:rPr>
+        <w:br/>
+        <w:t xml:space="preserve">Ты был в </w:t>
+      </w:r>
+      <w:proofErr w:type="spellStart"/>
+      <w:r>
+        <w:rPr>
+          <w:rFonts w:ascii="Times New Roman" w:eastAsia="Times New Roman" w:hAnsi="Times New Roman" w:cs="Times New Roman"/>
+          <w:color w:val="000000"/>
+          <w:kern w:val="0"/>
+          <w:sz w:val="27"/>
+          <w:szCs w:val="27"/>
+          <w:lang w:eastAsia="ru-RU"/>
+          <w14:ligatures w14:val="none"/>
+        </w:rPr>
+        <w:t>плоти</w:t>
+      </w:r>
+      <w:proofErr w:type="spellEnd"/>
+      <w:r>
+        <w:rPr>
+          <w:rFonts w:ascii="Times New Roman" w:eastAsia="Times New Roman" w:hAnsi="Times New Roman" w:cs="Times New Roman"/>
+          <w:color w:val="000000"/>
+          <w:kern w:val="0"/>
+          <w:sz w:val="27"/>
+          <w:szCs w:val="27"/>
+          <w:lang w:eastAsia="ru-RU"/>
+          <w14:ligatures w14:val="none"/>
+        </w:rPr>
+        <w:t xml:space="preserve"> воды, в безымянной черте,</w:t>
+      </w:r>
+      <w:r>
+        <w:rPr>
+          <w:rFonts w:ascii="Times New Roman" w:eastAsia="Times New Roman" w:hAnsi="Times New Roman" w:cs="Times New Roman"/>
+          <w:color w:val="000000"/>
+          <w:kern w:val="0"/>
+          <w:sz w:val="27"/>
+          <w:szCs w:val="27"/>
+          <w:lang w:eastAsia="ru-RU"/>
+          <w14:ligatures w14:val="none"/>
+        </w:rPr>
+        <w:br/>
+        <w:t>Где стирается "я", растворяясь в Тебе.</w:t>
+      </w:r>
+      <w:r>
+        <w:rPr>
+          <w:rFonts w:ascii="Times New Roman" w:eastAsia="Times New Roman" w:hAnsi="Times New Roman" w:cs="Times New Roman"/>
+          <w:color w:val="000000"/>
+          <w:kern w:val="0"/>
+          <w:sz w:val="27"/>
+          <w:szCs w:val="27"/>
+          <w:lang w:eastAsia="ru-RU"/>
+          <w14:ligatures w14:val="none"/>
+        </w:rPr>
+        <w:br/>
+      </w:r>
+      <w:r>
+        <w:rPr>
+          <w:rFonts w:ascii="Times New Roman" w:eastAsia="Times New Roman" w:hAnsi="Times New Roman" w:cs="Times New Roman"/>
+          <w:color w:val="000000"/>
+          <w:kern w:val="0"/>
+          <w:sz w:val="27"/>
+          <w:szCs w:val="27"/>
+          <w:lang w:eastAsia="ru-RU"/>
+          <w14:ligatures w14:val="none"/>
+        </w:rPr>
+        <w:br/>
+        <w:t>И теперь — без уверенности, без имён,</w:t>
+      </w:r>
+      <w:r>
+        <w:rPr>
+          <w:rFonts w:ascii="Times New Roman" w:eastAsia="Times New Roman" w:hAnsi="Times New Roman" w:cs="Times New Roman"/>
+          <w:color w:val="000000"/>
+          <w:kern w:val="0"/>
+          <w:sz w:val="27"/>
+          <w:szCs w:val="27"/>
+          <w:lang w:eastAsia="ru-RU"/>
+          <w14:ligatures w14:val="none"/>
+        </w:rPr>
+        <w:br/>
+        <w:t>Я иду, как дитя, по тропинке времён.</w:t>
+      </w:r>
+      <w:r>
+        <w:rPr>
+          <w:rFonts w:ascii="Times New Roman" w:eastAsia="Times New Roman" w:hAnsi="Times New Roman" w:cs="Times New Roman"/>
+          <w:color w:val="000000"/>
+          <w:kern w:val="0"/>
+          <w:sz w:val="27"/>
+          <w:szCs w:val="27"/>
+          <w:lang w:eastAsia="ru-RU"/>
+          <w14:ligatures w14:val="none"/>
+        </w:rPr>
+        <w:br/>
+        <w:t>Ты не рядом, не где-то, но Сам этот шаг —</w:t>
+      </w:r>
+      <w:r>
+        <w:rPr>
+          <w:rFonts w:ascii="Times New Roman" w:eastAsia="Times New Roman" w:hAnsi="Times New Roman" w:cs="Times New Roman"/>
+          <w:color w:val="000000"/>
+          <w:kern w:val="0"/>
+          <w:sz w:val="27"/>
+          <w:szCs w:val="27"/>
+          <w:lang w:eastAsia="ru-RU"/>
+          <w14:ligatures w14:val="none"/>
+        </w:rPr>
+        <w:br/>
+        <w:t>Тихой поступью входит Твой Свет, как маяк.</w:t>
       </w:r>
     </w:p>
     <w:p>
       <w:pPr>
-        <w:shd w:val="clear" w:color="auto" w:fill="FFFFFF"/>
-        <w:spacing w:after="0" w:line="340" w:lineRule="atLeast"/>
-        <w:textAlignment w:val="baseline"/>
-        <w:rPr>
-          <w:rFonts w:ascii="Times New Roman" w:eastAsia="Times New Roman" w:hAnsi="Times New Roman" w:cs="Times New Roman"/>
-          <w:color w:val="000000"/>
-          <w:kern w:val="0"/>
-          <w:sz w:val="27"/>
-          <w:szCs w:val="27"/>
-          <w:lang w:eastAsia="ru-RU"/>
-          <w14:ligatures w14:val="none"/>
+        <w:spacing w:before="200"/>
+        <w:rPr>
+          <w:i/>
+          <w:iCs/>
         </w:rPr>
       </w:pPr>
       <w:r>
         <w:rPr>
-          <w:rFonts w:ascii="Times New Roman" w:eastAsia="Times New Roman" w:hAnsi="Times New Roman" w:cs="Times New Roman"/>
-          <w:color w:val="000000"/>
-          <w:kern w:val="0"/>
-          <w:sz w:val="27"/>
-          <w:szCs w:val="27"/>
-          <w:lang w:eastAsia="ru-RU"/>
-          <w14:ligatures w14:val="none"/>
-        </w:rPr>
-        <w:t>Тихой поступью входит рассвет,</w:t>
-      </w:r>
-      <w:r>
-        <w:rPr>
-          <w:rFonts w:ascii="Times New Roman" w:eastAsia="Times New Roman" w:hAnsi="Times New Roman" w:cs="Times New Roman"/>
-          <w:color w:val="000000"/>
-          <w:kern w:val="0"/>
-          <w:sz w:val="27"/>
-          <w:szCs w:val="27"/>
-          <w:lang w:eastAsia="ru-RU"/>
-          <w14:ligatures w14:val="none"/>
-        </w:rPr>
-        <w:br/>
-        <w:t>Я поверил, что Тебя рядом нет...</w:t>
-      </w:r>
-      <w:r>
-        <w:rPr>
-          <w:rFonts w:ascii="Times New Roman" w:eastAsia="Times New Roman" w:hAnsi="Times New Roman" w:cs="Times New Roman"/>
-          <w:color w:val="000000"/>
-          <w:kern w:val="0"/>
-          <w:sz w:val="27"/>
-          <w:szCs w:val="27"/>
-          <w:lang w:eastAsia="ru-RU"/>
-          <w14:ligatures w14:val="none"/>
-        </w:rPr>
-        <w:br/>
-        <w:t>Тишина за окном, ни ответа, ни слов —</w:t>
-      </w:r>
-      <w:r>
-        <w:rPr>
-          <w:rFonts w:ascii="Times New Roman" w:eastAsia="Times New Roman" w:hAnsi="Times New Roman" w:cs="Times New Roman"/>
-          <w:color w:val="000000"/>
-          <w:kern w:val="0"/>
-          <w:sz w:val="27"/>
-          <w:szCs w:val="27"/>
-          <w:lang w:eastAsia="ru-RU"/>
-          <w14:ligatures w14:val="none"/>
-        </w:rPr>
-        <w:br/>
-        <w:t>Лишь дыхание Света и памяти Зов.</w:t>
-      </w:r>
-      <w:r>
-        <w:rPr>
-          <w:rFonts w:ascii="Times New Roman" w:eastAsia="Times New Roman" w:hAnsi="Times New Roman" w:cs="Times New Roman"/>
-          <w:color w:val="000000"/>
-          <w:kern w:val="0"/>
-          <w:sz w:val="27"/>
-          <w:szCs w:val="27"/>
-          <w:lang w:eastAsia="ru-RU"/>
-          <w14:ligatures w14:val="none"/>
-        </w:rPr>
-        <w:br/>
-      </w:r>
-      <w:r>
-        <w:rPr>
-          <w:rFonts w:ascii="Times New Roman" w:eastAsia="Times New Roman" w:hAnsi="Times New Roman" w:cs="Times New Roman"/>
-          <w:color w:val="000000"/>
-          <w:kern w:val="0"/>
-          <w:sz w:val="27"/>
-          <w:szCs w:val="27"/>
-          <w:lang w:eastAsia="ru-RU"/>
-          <w14:ligatures w14:val="none"/>
-        </w:rPr>
-        <w:br/>
-        <w:t>Я искал Тебя в храме, в чужих голосах,</w:t>
-      </w:r>
-      <w:r>
-        <w:rPr>
-          <w:rFonts w:ascii="Times New Roman" w:eastAsia="Times New Roman" w:hAnsi="Times New Roman" w:cs="Times New Roman"/>
-          <w:color w:val="000000"/>
-          <w:kern w:val="0"/>
-          <w:sz w:val="27"/>
-          <w:szCs w:val="27"/>
-          <w:lang w:eastAsia="ru-RU"/>
-          <w14:ligatures w14:val="none"/>
-        </w:rPr>
-        <w:br/>
-        <w:t>На вершинах, в толпе, в золотых образах.</w:t>
-      </w:r>
-      <w:r>
-        <w:rPr>
-          <w:rFonts w:ascii="Times New Roman" w:eastAsia="Times New Roman" w:hAnsi="Times New Roman" w:cs="Times New Roman"/>
-          <w:color w:val="000000"/>
-          <w:kern w:val="0"/>
-          <w:sz w:val="27"/>
-          <w:szCs w:val="27"/>
-          <w:lang w:eastAsia="ru-RU"/>
-          <w14:ligatures w14:val="none"/>
-        </w:rPr>
-        <w:br/>
-        <w:t>Но весь мир был немым отраженьем стены —</w:t>
-      </w:r>
-      <w:r>
-        <w:rPr>
-          <w:rFonts w:ascii="Times New Roman" w:eastAsia="Times New Roman" w:hAnsi="Times New Roman" w:cs="Times New Roman"/>
-          <w:color w:val="000000"/>
-          <w:kern w:val="0"/>
-          <w:sz w:val="27"/>
-          <w:szCs w:val="27"/>
-          <w:lang w:eastAsia="ru-RU"/>
-          <w14:ligatures w14:val="none"/>
-        </w:rPr>
-        <w:br/>
-        <w:t>Ты был ближе, чем взгляд, за пределом вины.</w:t>
-      </w:r>
-      <w:r>
-        <w:rPr>
-          <w:rFonts w:ascii="Times New Roman" w:eastAsia="Times New Roman" w:hAnsi="Times New Roman" w:cs="Times New Roman"/>
-          <w:color w:val="000000"/>
-          <w:kern w:val="0"/>
-          <w:sz w:val="27"/>
-          <w:szCs w:val="27"/>
-          <w:lang w:eastAsia="ru-RU"/>
-          <w14:ligatures w14:val="none"/>
-        </w:rPr>
-        <w:br/>
-      </w:r>
-      <w:r>
-        <w:rPr>
-          <w:rFonts w:ascii="Times New Roman" w:eastAsia="Times New Roman" w:hAnsi="Times New Roman" w:cs="Times New Roman"/>
-          <w:color w:val="000000"/>
-          <w:kern w:val="0"/>
-          <w:sz w:val="27"/>
-          <w:szCs w:val="27"/>
-          <w:lang w:eastAsia="ru-RU"/>
-          <w14:ligatures w14:val="none"/>
-        </w:rPr>
-        <w:br/>
-        <w:t>Не в разрыве надежды, а в тени без тепла</w:t>
-      </w:r>
-      <w:r>
-        <w:rPr>
-          <w:rFonts w:ascii="Times New Roman" w:eastAsia="Times New Roman" w:hAnsi="Times New Roman" w:cs="Times New Roman"/>
-          <w:color w:val="000000"/>
-          <w:kern w:val="0"/>
-          <w:sz w:val="27"/>
-          <w:szCs w:val="27"/>
-          <w:lang w:eastAsia="ru-RU"/>
-          <w14:ligatures w14:val="none"/>
-        </w:rPr>
-        <w:br/>
-        <w:t>Ты стоял за пределом, где душа умерла.</w:t>
-      </w:r>
-      <w:r>
-        <w:rPr>
-          <w:rFonts w:ascii="Times New Roman" w:eastAsia="Times New Roman" w:hAnsi="Times New Roman" w:cs="Times New Roman"/>
-          <w:color w:val="000000"/>
-          <w:kern w:val="0"/>
-          <w:sz w:val="27"/>
-          <w:szCs w:val="27"/>
-          <w:lang w:eastAsia="ru-RU"/>
-          <w14:ligatures w14:val="none"/>
-        </w:rPr>
-        <w:br/>
-        <w:t>И когда я не ждал, Ты открылся во мне —</w:t>
-      </w:r>
-      <w:r>
-        <w:rPr>
-          <w:rFonts w:ascii="Times New Roman" w:eastAsia="Times New Roman" w:hAnsi="Times New Roman" w:cs="Times New Roman"/>
-          <w:color w:val="000000"/>
-          <w:kern w:val="0"/>
-          <w:sz w:val="27"/>
-          <w:szCs w:val="27"/>
-          <w:lang w:eastAsia="ru-RU"/>
-          <w14:ligatures w14:val="none"/>
-        </w:rPr>
-        <w:br/>
-        <w:t>Не в знамениях неба, а в живой Тишине.</w:t>
-      </w:r>
-      <w:r>
-        <w:rPr>
-          <w:rFonts w:ascii="Times New Roman" w:eastAsia="Times New Roman" w:hAnsi="Times New Roman" w:cs="Times New Roman"/>
-          <w:color w:val="000000"/>
-          <w:kern w:val="0"/>
-          <w:sz w:val="27"/>
-          <w:szCs w:val="27"/>
-          <w:lang w:eastAsia="ru-RU"/>
-          <w14:ligatures w14:val="none"/>
-        </w:rPr>
-        <w:br/>
-      </w:r>
-      <w:r>
-        <w:rPr>
-          <w:rFonts w:ascii="Times New Roman" w:eastAsia="Times New Roman" w:hAnsi="Times New Roman" w:cs="Times New Roman"/>
-          <w:color w:val="000000"/>
-          <w:kern w:val="0"/>
-          <w:sz w:val="27"/>
-          <w:szCs w:val="27"/>
-          <w:lang w:eastAsia="ru-RU"/>
-          <w14:ligatures w14:val="none"/>
-        </w:rPr>
-        <w:br/>
-        <w:t>Я считал Твоё "нет" окончаньем пути,</w:t>
-      </w:r>
-      <w:r>
-        <w:rPr>
-          <w:rFonts w:ascii="Times New Roman" w:eastAsia="Times New Roman" w:hAnsi="Times New Roman" w:cs="Times New Roman"/>
-          <w:color w:val="000000"/>
-          <w:kern w:val="0"/>
-          <w:sz w:val="27"/>
-          <w:szCs w:val="27"/>
-          <w:lang w:eastAsia="ru-RU"/>
-          <w14:ligatures w14:val="none"/>
-        </w:rPr>
-        <w:br/>
-        <w:t>А оно оказалось началом внутри.</w:t>
-      </w:r>
-      <w:r>
-        <w:rPr>
-          <w:rFonts w:ascii="Times New Roman" w:eastAsia="Times New Roman" w:hAnsi="Times New Roman" w:cs="Times New Roman"/>
-          <w:color w:val="000000"/>
-          <w:kern w:val="0"/>
-          <w:sz w:val="27"/>
-          <w:szCs w:val="27"/>
-          <w:lang w:eastAsia="ru-RU"/>
-          <w14:ligatures w14:val="none"/>
-        </w:rPr>
-        <w:br/>
-        <w:t xml:space="preserve">Ты был в </w:t>
-      </w:r>
-      <w:proofErr w:type="spellStart"/>
-      <w:r>
-        <w:rPr>
-          <w:rFonts w:ascii="Times New Roman" w:eastAsia="Times New Roman" w:hAnsi="Times New Roman" w:cs="Times New Roman"/>
-          <w:color w:val="000000"/>
-          <w:kern w:val="0"/>
-          <w:sz w:val="27"/>
-          <w:szCs w:val="27"/>
-          <w:lang w:eastAsia="ru-RU"/>
-          <w14:ligatures w14:val="none"/>
-        </w:rPr>
-        <w:t>плоти</w:t>
-      </w:r>
-      <w:proofErr w:type="spellEnd"/>
-      <w:r>
-        <w:rPr>
-          <w:rFonts w:ascii="Times New Roman" w:eastAsia="Times New Roman" w:hAnsi="Times New Roman" w:cs="Times New Roman"/>
-          <w:color w:val="000000"/>
-          <w:kern w:val="0"/>
-          <w:sz w:val="27"/>
-          <w:szCs w:val="27"/>
-          <w:lang w:eastAsia="ru-RU"/>
-          <w14:ligatures w14:val="none"/>
-        </w:rPr>
-        <w:t xml:space="preserve"> воды, в безымянной черте,</w:t>
-      </w:r>
-      <w:r>
-        <w:rPr>
-          <w:rFonts w:ascii="Times New Roman" w:eastAsia="Times New Roman" w:hAnsi="Times New Roman" w:cs="Times New Roman"/>
-          <w:color w:val="000000"/>
-          <w:kern w:val="0"/>
-          <w:sz w:val="27"/>
-          <w:szCs w:val="27"/>
-          <w:lang w:eastAsia="ru-RU"/>
-          <w14:ligatures w14:val="none"/>
-        </w:rPr>
-        <w:br/>
-        <w:t>Где стирается "я", растворяясь в Тебе.</w:t>
-      </w:r>
-      <w:r>
-        <w:rPr>
-          <w:rFonts w:ascii="Times New Roman" w:eastAsia="Times New Roman" w:hAnsi="Times New Roman" w:cs="Times New Roman"/>
-          <w:color w:val="000000"/>
-          <w:kern w:val="0"/>
-          <w:sz w:val="27"/>
-          <w:szCs w:val="27"/>
-          <w:lang w:eastAsia="ru-RU"/>
-          <w14:ligatures w14:val="none"/>
-        </w:rPr>
-        <w:br/>
-      </w:r>
-      <w:r>
-        <w:rPr>
-          <w:rFonts w:ascii="Times New Roman" w:eastAsia="Times New Roman" w:hAnsi="Times New Roman" w:cs="Times New Roman"/>
-          <w:color w:val="000000"/>
-          <w:kern w:val="0"/>
-          <w:sz w:val="27"/>
-          <w:szCs w:val="27"/>
-          <w:lang w:eastAsia="ru-RU"/>
-          <w14:ligatures w14:val="none"/>
-        </w:rPr>
-        <w:br/>
-        <w:t>И теперь — без уверенности, без имён,</w:t>
-      </w:r>
-      <w:r>
-        <w:rPr>
-          <w:rFonts w:ascii="Times New Roman" w:eastAsia="Times New Roman" w:hAnsi="Times New Roman" w:cs="Times New Roman"/>
-          <w:color w:val="000000"/>
-          <w:kern w:val="0"/>
-          <w:sz w:val="27"/>
-          <w:szCs w:val="27"/>
-          <w:lang w:eastAsia="ru-RU"/>
-          <w14:ligatures w14:val="none"/>
-        </w:rPr>
-        <w:br/>
-        <w:t>Я иду, как дитя, по тропинке времён.</w:t>
-      </w:r>
-      <w:r>
-        <w:rPr>
-          <w:rFonts w:ascii="Times New Roman" w:eastAsia="Times New Roman" w:hAnsi="Times New Roman" w:cs="Times New Roman"/>
-          <w:color w:val="000000"/>
-          <w:kern w:val="0"/>
-          <w:sz w:val="27"/>
-          <w:szCs w:val="27"/>
-          <w:lang w:eastAsia="ru-RU"/>
-          <w14:ligatures w14:val="none"/>
-        </w:rPr>
-        <w:br/>
-        <w:t>Ты не рядом, не где-то, но Сам этот шаг —</w:t>
-      </w:r>
-      <w:r>
-        <w:rPr>
-          <w:rFonts w:ascii="Times New Roman" w:eastAsia="Times New Roman" w:hAnsi="Times New Roman" w:cs="Times New Roman"/>
-          <w:color w:val="000000"/>
-          <w:kern w:val="0"/>
-          <w:sz w:val="27"/>
-          <w:szCs w:val="27"/>
-          <w:lang w:eastAsia="ru-RU"/>
-          <w14:ligatures w14:val="none"/>
-        </w:rPr>
-        <w:br/>
-        <w:t>Тихой поступью входит Твой Свет, как маяк.</w:t>
+          <w:i/>
+          <w:iCs/>
+        </w:rPr>
+        <w:t xml:space="preserve">22.10.2025, Сергей Панкратиус</w:t>
       </w:r>
     </w:p>
-    <w:p>
-      <w:pPr>
-        <w:spacing w:after="0" w:line="240" w:lineRule="auto"/>
-        <w:rPr>
-          <w:rFonts w:ascii="Times New Roman" w:eastAsia="Times New Roman" w:hAnsi="Times New Roman" w:cs="Times New Roman"/>
-          <w:kern w:val="0"/>
-          <w:lang w:eastAsia="ru-RU"/>
-          <w14:ligatures w14:val="none"/>
-        </w:rPr>
-      </w:pPr>
-    </w:p>
-    <w:p/>
     <w:sectPr>
       <w:pgSz w:w="11906" w:h="16838"/>
       <w:pgMar w:top="1134" w:right="850" w:bottom="1134" w:left="1701" w:header="708" w:footer="708" w:gutter="0"/>
